--- a/docs/user-guides/海克斯介绍以及攻略文档.docx
+++ b/docs/user-guides/海克斯介绍以及攻略文档.docx
@@ -7050,7 +7050,7 @@
         <w:ind w:left="540" w:hanging="271"/>
       </w:pPr>
       <w:r>
-        <w:t>本轮未购买、未跳过，且置换和补偿不能造成跨阵营入队。</w:t>
+        <w:t>不检查本轮购买权；已购买、已跳过或因满员导致购买权失效时，只要仍有4名队员且本阵营候选足够，仍可发动。置换和补偿不能造成跨阵营入队。</w:t>
       </w:r>
     </w:p>
     <w:p>
